--- a/Files/01 - Bereshis/03 - Lech Lecha/5785/Lech Lecha 5785.docx
+++ b/Files/01 - Bereshis/03 - Lech Lecha/5785/Lech Lecha 5785.docx
@@ -104,7 +104,7 @@
         <w:rPr>
           <w:rtl/>
         </w:rPr>
-        <w:t>מצות</w:t>
+        <w:t>מצוות</w:t>
       </w:r>
       <w:r>
         <w:t xml:space="preserve">, one of which is </w:t>
@@ -182,7 +182,7 @@
         <w:rPr>
           <w:rtl/>
         </w:rPr>
-        <w:t>מצות</w:t>
+        <w:t>מצוות</w:t>
       </w:r>
       <w:r>
         <w:t xml:space="preserve"> in </w:t>
@@ -209,7 +209,7 @@
         <w:rPr>
           <w:rtl/>
         </w:rPr>
-        <w:t>מצות</w:t>
+        <w:t>מצוות</w:t>
       </w:r>
       <w:r>
         <w:t xml:space="preserve">, each integral to Jewish life. </w:t>
@@ -245,7 +245,7 @@
         <w:rPr>
           <w:rtl/>
         </w:rPr>
-        <w:t>מצות</w:t>
+        <w:t>מצוות</w:t>
       </w:r>
       <w:r>
         <w:t xml:space="preserve"> were formally given to us as a nation at </w:t>
@@ -923,7 +923,7 @@
         <w:rPr>
           <w:rtl/>
         </w:rPr>
-        <w:t>מצות</w:t>
+        <w:t>מצוות</w:t>
       </w:r>
       <w:r>
         <w:t xml:space="preserve"> will be shielded from harm.</w:t>
@@ -947,7 +947,7 @@
         <w:rPr>
           <w:rtl/>
         </w:rPr>
-        <w:t>מצות</w:t>
+        <w:t>מצוות</w:t>
       </w:r>
       <w:r>
         <w:t xml:space="preserve">, especially the </w:t>

--- a/Files/01 - Bereshis/03 - Lech Lecha/5785/Lech Lecha 5785.docx
+++ b/Files/01 - Bereshis/03 - Lech Lecha/5785/Lech Lecha 5785.docx
@@ -347,7 +347,7 @@
         <w:rPr>
           <w:rtl/>
         </w:rPr>
-        <w:t>חת"ם סופר</w:t>
+        <w:t>חת״ם סופר</w:t>
       </w:r>
       <w:r>
         <w:t xml:space="preserve">. I thought sharing this </w:t>
@@ -416,7 +416,7 @@
         <w:rPr>
           <w:rtl/>
         </w:rPr>
-        <w:t>חת"ם סופר</w:t>
+        <w:t>חת״ם סופר</w:t>
       </w:r>
       <w:r>
         <w:t xml:space="preserve">, a </w:t>
@@ -437,7 +437,7 @@
         <w:rPr>
           <w:rtl/>
         </w:rPr>
-        <w:t>חת"ם סופר</w:t>
+        <w:t>חת״ם סופר</w:t>
       </w:r>
       <w:r>
         <w:t xml:space="preserve"> lived, approached the </w:t>
@@ -572,7 +572,7 @@
         <w:rPr>
           <w:rtl/>
         </w:rPr>
-        <w:t>חת"ם סופר</w:t>
+        <w:t>חת״ם סופר</w:t>
       </w:r>
       <w:r>
         <w:t xml:space="preserve">. The </w:t>
@@ -581,7 +581,7 @@
         <w:rPr>
           <w:rtl/>
         </w:rPr>
-        <w:t>חת"ם סופר</w:t>
+        <w:t>חת״ם סופר</w:t>
       </w:r>
       <w:r>
         <w:t xml:space="preserve"> strongly reprimanded him, asking how he could perform a </w:t>
@@ -605,7 +605,7 @@
         <w:rPr>
           <w:rtl/>
         </w:rPr>
-        <w:t>חת"ם סופר</w:t>
+        <w:t>חת״ם סופר</w:t>
       </w:r>
       <w:r>
         <w:t xml:space="preserve"> advised him on how to address this dangerous situation.</w:t>
@@ -647,7 +647,7 @@
         <w:rPr>
           <w:rtl/>
         </w:rPr>
-        <w:t>חת"ם סופר</w:t>
+        <w:t>חת״ם סופר</w:t>
       </w:r>
       <w:r>
         <w:t xml:space="preserve"> instructed </w:t>
@@ -846,7 +846,7 @@
         <w:rPr>
           <w:rtl/>
         </w:rPr>
-        <w:t>חת"ם סופר</w:t>
+        <w:t>חת״ם סופר</w:t>
       </w:r>
       <w:r>
         <w:t xml:space="preserve"> to recount the events, he revealed that he had sent </w:t>
@@ -879,7 +879,7 @@
         <w:rPr>
           <w:rtl/>
         </w:rPr>
-        <w:t>חת"ם סופר</w:t>
+        <w:t>חת״ם סופר</w:t>
       </w:r>
       <w:r>
         <w:t xml:space="preserve"> explained that they merited this miraculous assistance only because they had been willing to be </w:t>

--- a/Files/01 - Bereshis/03 - Lech Lecha/5785/Lech Lecha 5785.docx
+++ b/Files/01 - Bereshis/03 - Lech Lecha/5785/Lech Lecha 5785.docx
@@ -329,7 +329,20 @@
         <w:rPr>
           <w:rtl/>
         </w:rPr>
-        <w:t>ספר עוצר פלאות התורה</w:t>
+        <w:t xml:space="preserve">ספר </w:t>
+      </w:r>
+      <w:r>
+        <w:rPr>
+          <w:rFonts w:hint="cs"/>
+          <w:rtl/>
+        </w:rPr>
+        <w:t>א</w:t>
+      </w:r>
+      <w:r>
+        <w:rPr>
+          <w:rtl/>
+        </w:rPr>
+        <w:t>וצר פלאות התורה</w:t>
       </w:r>
       <w:r>
         <w:t xml:space="preserve"> includes an incredible </w:t>
@@ -347,7 +360,7 @@
         <w:rPr>
           <w:rtl/>
         </w:rPr>
-        <w:t>חת״ם סופר</w:t>
+        <w:t>חת"ם סופר</w:t>
       </w:r>
       <w:r>
         <w:t xml:space="preserve">. I thought sharing this </w:t>
@@ -416,7 +429,7 @@
         <w:rPr>
           <w:rtl/>
         </w:rPr>
-        <w:t>חת״ם סופר</w:t>
+        <w:t>חת"ם סופר</w:t>
       </w:r>
       <w:r>
         <w:t xml:space="preserve">, a </w:t>
@@ -437,7 +450,7 @@
         <w:rPr>
           <w:rtl/>
         </w:rPr>
-        <w:t>חת״ם סופר</w:t>
+        <w:t>חת"ם סופר</w:t>
       </w:r>
       <w:r>
         <w:t xml:space="preserve"> lived, approached the </w:t>
@@ -572,7 +585,7 @@
         <w:rPr>
           <w:rtl/>
         </w:rPr>
-        <w:t>חת״ם סופר</w:t>
+        <w:t>חת"ם סופר</w:t>
       </w:r>
       <w:r>
         <w:t xml:space="preserve">. The </w:t>
@@ -581,7 +594,7 @@
         <w:rPr>
           <w:rtl/>
         </w:rPr>
-        <w:t>חת״ם סופר</w:t>
+        <w:t>חת"ם סופר</w:t>
       </w:r>
       <w:r>
         <w:t xml:space="preserve"> strongly reprimanded him, asking how he could perform a </w:t>
@@ -605,7 +618,7 @@
         <w:rPr>
           <w:rtl/>
         </w:rPr>
-        <w:t>חת״ם סופר</w:t>
+        <w:t>חת"ם סופר</w:t>
       </w:r>
       <w:r>
         <w:t xml:space="preserve"> advised him on how to address this dangerous situation.</w:t>
@@ -647,7 +660,7 @@
         <w:rPr>
           <w:rtl/>
         </w:rPr>
-        <w:t>חת״ם סופר</w:t>
+        <w:t>חת"ם סופר</w:t>
       </w:r>
       <w:r>
         <w:t xml:space="preserve"> instructed </w:t>
@@ -846,7 +859,7 @@
         <w:rPr>
           <w:rtl/>
         </w:rPr>
-        <w:t>חת״ם סופר</w:t>
+        <w:t>חת"ם סופר</w:t>
       </w:r>
       <w:r>
         <w:t xml:space="preserve"> to recount the events, he revealed that he had sent </w:t>
@@ -879,7 +892,7 @@
         <w:rPr>
           <w:rtl/>
         </w:rPr>
-        <w:t>חת״ם סופר</w:t>
+        <w:t>חת"ם סופר</w:t>
       </w:r>
       <w:r>
         <w:t xml:space="preserve"> explained that they merited this miraculous assistance only because they had been willing to be </w:t>

--- a/Files/01 - Bereshis/03 - Lech Lecha/5785/Lech Lecha 5785.docx
+++ b/Files/01 - Bereshis/03 - Lech Lecha/5785/Lech Lecha 5785.docx
@@ -360,7 +360,7 @@
         <w:rPr>
           <w:rtl/>
         </w:rPr>
-        <w:t>חת"ם סופר</w:t>
+        <w:t>חת״ם סופר</w:t>
       </w:r>
       <w:r>
         <w:t xml:space="preserve">. I thought sharing this </w:t>
@@ -429,7 +429,7 @@
         <w:rPr>
           <w:rtl/>
         </w:rPr>
-        <w:t>חת"ם סופר</w:t>
+        <w:t>חת״ם סופר</w:t>
       </w:r>
       <w:r>
         <w:t xml:space="preserve">, a </w:t>
@@ -450,7 +450,7 @@
         <w:rPr>
           <w:rtl/>
         </w:rPr>
-        <w:t>חת"ם סופר</w:t>
+        <w:t>חת״ם סופר</w:t>
       </w:r>
       <w:r>
         <w:t xml:space="preserve"> lived, approached the </w:t>
@@ -585,7 +585,7 @@
         <w:rPr>
           <w:rtl/>
         </w:rPr>
-        <w:t>חת"ם סופר</w:t>
+        <w:t>חת״ם סופר</w:t>
       </w:r>
       <w:r>
         <w:t xml:space="preserve">. The </w:t>
@@ -594,7 +594,7 @@
         <w:rPr>
           <w:rtl/>
         </w:rPr>
-        <w:t>חת"ם סופר</w:t>
+        <w:t>חת״ם סופר</w:t>
       </w:r>
       <w:r>
         <w:t xml:space="preserve"> strongly reprimanded him, asking how he could perform a </w:t>
@@ -618,7 +618,7 @@
         <w:rPr>
           <w:rtl/>
         </w:rPr>
-        <w:t>חת"ם סופר</w:t>
+        <w:t>חת״ם סופר</w:t>
       </w:r>
       <w:r>
         <w:t xml:space="preserve"> advised him on how to address this dangerous situation.</w:t>
@@ -660,7 +660,7 @@
         <w:rPr>
           <w:rtl/>
         </w:rPr>
-        <w:t>חת"ם סופר</w:t>
+        <w:t>חת״ם סופר</w:t>
       </w:r>
       <w:r>
         <w:t xml:space="preserve"> instructed </w:t>
@@ -859,7 +859,7 @@
         <w:rPr>
           <w:rtl/>
         </w:rPr>
-        <w:t>חת"ם סופר</w:t>
+        <w:t>חת״ם סופר</w:t>
       </w:r>
       <w:r>
         <w:t xml:space="preserve"> to recount the events, he revealed that he had sent </w:t>
@@ -892,7 +892,7 @@
         <w:rPr>
           <w:rtl/>
         </w:rPr>
-        <w:t>חת"ם סופר</w:t>
+        <w:t>חת״ם סופר</w:t>
       </w:r>
       <w:r>
         <w:t xml:space="preserve"> explained that they merited this miraculous assistance only because they had been willing to be </w:t>
